--- a/assessment/LEAP Project - Assessment Rubric (Student).docx
+++ b/assessment/LEAP Project - Assessment Rubric (Student).docx
@@ -435,13 +435,13 @@
         </w:tc>
       </w:tr>
     </w:tbl>
-    <w:bookmarkStart w:id="9" w:name="the-score-is-additive"/>
+    <w:bookmarkStart w:id="9" w:name="X2e10006e009b6b39bfc4389f7e0f2303c60e411"/>
     <w:p>
       <w:pPr>
         <w:pStyle w:val="Heading3"/>
       </w:pPr>
       <w:r>
-        <w:t xml:space="preserve">The score is additive</w:t>
+        <w:t xml:space="preserve">The score is additive, and the touchpoints are not deadlines</w:t>
       </w:r>
     </w:p>
     <w:p>
@@ -455,19 +455,77 @@
         <w:t xml:space="preserve"> </w:t>
       </w:r>
       <w:r>
-        <w:t xml:space="preserve">start. TP1 is marked out of 18, TP2 adds up to 40 more, and so on. A weak TP1</w:t>
-      </w:r>
-      <w:r>
-        <w:t xml:space="preserve"> </w:t>
-      </w:r>
-      <w:r>
-        <w:t xml:space="preserve">is not fatal, and a strong TP1 is not banked against later slippage in the same</w:t>
-      </w:r>
-      <w:r>
-        <w:t xml:space="preserve"> </w:t>
-      </w:r>
-      <w:r>
-        <w:t xml:space="preserve">area.</w:t>
+        <w:t xml:space="preserve">start: TP1 is marked out of 18, TP2 adds up to 40 more, and so on, up to 100.</w:t>
+      </w:r>
+    </w:p>
+    <w:p>
+      <w:pPr>
+        <w:pStyle w:val="BodyText"/>
+      </w:pPr>
+      <w:r>
+        <w:t xml:space="preserve">Marks you do not earn at their touchpoint are not lost. If an area is still thin</w:t>
+      </w:r>
+      <w:r>
+        <w:t xml:space="preserve"> </w:t>
+      </w:r>
+      <w:r>
+        <w:t xml:space="preserve">at TP2 but solid by TP3, those marks are picked up at TP3, at full value. The</w:t>
+      </w:r>
+      <w:r>
+        <w:t xml:space="preserve"> </w:t>
+      </w:r>
+      <w:r>
+        <w:t xml:space="preserve">touchpoint is when the work is first looked for, and when feedback on it is most</w:t>
+      </w:r>
+      <w:r>
+        <w:t xml:space="preserve"> </w:t>
+      </w:r>
+      <w:r>
+        <w:t xml:space="preserve">useful to you, not a gate that closes. Marks already earned are not taken back</w:t>
+      </w:r>
+      <w:r>
+        <w:t xml:space="preserve"> </w:t>
+      </w:r>
+      <w:r>
+        <w:t xml:space="preserve">either; the continuity checks below are their own small line items, not a</w:t>
+      </w:r>
+      <w:r>
+        <w:t xml:space="preserve"> </w:t>
+      </w:r>
+      <w:r>
+        <w:t xml:space="preserve">re-marking of what came before.</w:t>
+      </w:r>
+    </w:p>
+    <w:p>
+      <w:pPr>
+        <w:pStyle w:val="BodyText"/>
+      </w:pPr>
+      <w:r>
+        <w:t xml:space="preserve">We will still encourage you to meet each touchpoint on time. Scoping work to</w:t>
+      </w:r>
+      <w:r>
+        <w:t xml:space="preserve"> </w:t>
+      </w:r>
+      <w:r>
+        <w:t xml:space="preserve">land by a fixed review date is a large part of what this project is teaching,</w:t>
+      </w:r>
+      <w:r>
+        <w:t xml:space="preserve"> </w:t>
+      </w:r>
+      <w:r>
+        <w:t xml:space="preserve">and a team that consistently turns up ready is building a real delivery skill.</w:t>
+      </w:r>
+      <w:r>
+        <w:t xml:space="preserve"> </w:t>
+      </w:r>
+      <w:r>
+        <w:t xml:space="preserve">Treat the dates as an external constraint the way you would on a real</w:t>
+      </w:r>
+      <w:r>
+        <w:t xml:space="preserve"> </w:t>
+      </w:r>
+      <w:r>
+        <w:t xml:space="preserve">engagement. But arriving late costs nothing in the score itself.</w:t>
       </w:r>
     </w:p>
     <w:p>
